--- a/proactive-english-b1-sy/out/PE-B1-BK2-SY_Unit24_StudentsBook.docx
+++ b/proactive-english-b1-sy/out/PE-B1-BK2-SY_Unit24_StudentsBook.docx
@@ -20753,7 +20753,7 @@
                 <w:sz w:val="22"/>
                 <w:szCs w:val="22"/>
               </w:rPr>
-              <w:t xml:space="preserve">Lubna</w:t>
+              <w:t xml:space="preserve">Umm Kinan</w:t>
             </w:r>
           </w:p>
         </w:tc>
@@ -20783,7 +20783,7 @@
                 <w:sz w:val="22"/>
                 <w:szCs w:val="22"/>
               </w:rPr>
-              <w:t xml:space="preserve">That is exactly mine, and I am forty-six.</w:t>
+              <w:t xml:space="preserve">That is exactly mine, and I am forty-eight.</w:t>
             </w:r>
           </w:p>
         </w:tc>
@@ -23558,7 +23558,7 @@
           <w:sz w:val="22"/>
           <w:szCs w:val="22"/>
         </w:rPr>
-        <w:t xml:space="preserve">Ms Huda said that at the end of every unit in this book there is a box that says "I can", and the class has ticked about a hundred and seventy lines in it — and today the other box, which is not printed anywhere: I cannot yet. Jad said his is longer than the first one, and Ms Huda said everybody's is, and that is not modesty but arithmetic: there is no end to the second list at any level, including hers. Jad gave his. Can do, with figures: about nine hundred words a week in English, of which about twelve are wrong — the editors' count and not his; four hundred and some forum answers; a forty-minute call in which he asked three questions; and a hundred and four times this year he has said "I do not know, I will find out", which he counted because the class was made to count things in Unit 3. And cannot yet, first and frightening: he cannot yet follow two people talking to each other — on that call, when two editors began disagreeing about his own question, he lost about forty seconds. He can follow anybody talking to him and he cannot follow people talking across him. Lubna said that is exactly hers and she is forty-six. Second: he can ask for a figure and cannot argue about one. Third: he cannot write a letter that says no — he has written four and every one says no in the last line and sorry in the first three. Ms Huda said why the second list matters more, and it is not a moral point: the "I can" box is made of things somebody else chose, ticked against a lesson just had, while the cannot-yet list is made of things the student found out by failing, in a room, on a day — so every item has a date and a place, and an item with a date and a place can be practised. "I need to work on my vocabulary" has neither, and nobody has ever done anything about it. Jad said that sentence is on both of his old applications and he thinks it means "I would like to be better", which is not information. And Ms Huda said the word that does the work is "yet", and the whole of B2 is in that one syllable.</w:t>
+        <w:t xml:space="preserve">Ms Huda said that at the end of every unit in this book there is a box that says "I can", and the class has ticked about a hundred and seventy lines in it — and today the other box, which is not printed anywhere: I cannot yet. Jad said his is longer than the first one, and Ms Huda said everybody's is, and that is not modesty but arithmetic: there is no end to the second list at any level, including hers. Jad gave his. Can do, with figures: about nine hundred words a week in English, of which about twelve are wrong — the editors' count and not his; four hundred and some forum answers; a forty-minute call in which he asked three questions; and a hundred and four times this year he has said "I do not know, I will find out", which he counted because the class was made to count things in Unit 3. And cannot yet, first and frightening: he cannot yet follow two people talking to each other — on that call, when two editors began disagreeing about his own question, he lost about forty seconds. He can follow anybody talking to him and he cannot follow people talking across him. Umm Kinan said that is exactly hers and she is forty-eight. Second: he can ask for a figure and cannot argue about one. Third: he cannot write a letter that says no — he has written four and every one says no in the last line and sorry in the first three. Ms Huda said why the second list matters more, and it is not a moral point: the "I can" box is made of things somebody else chose, ticked against a lesson just had, while the cannot-yet list is made of things the student found out by failing, in a room, on a day — so every item has a date and a place, and an item with a date and a place can be practised. "I need to work on my vocabulary" has neither, and nobody has ever done anything about it. Jad said that sentence is on both of his old applications and he thinks it means "I would like to be better", which is not information. And Ms Huda said the word that does the work is "yet", and the whole of B2 is in that one syllable.</w:t>
       </w:r>
     </w:p>
     <w:p>
